--- a/Documents/Student-Guides/Book-Return/T49_Void_Book_Return/T49_02_Progressive_Development_Guide.docx
+++ b/Documents/Student-Guides/Book-Return/T49_Void_Book_Return/T49_02_Progressive_Development_Guide.docx
@@ -920,7 +920,7 @@
     </w:p>
     <w:p>
       <w:r>
-        <w:t>RET-0001 has non-VOID Fine FINE-0001; RET-0003 has no Fine</w:t>
+        <w:t>RET-0001 has non-VOID Fine FINE-0001; RET-0004 has no Fine</w:t>
       </w:r>
     </w:p>
     <w:p>
@@ -937,10 +937,6 @@
         <w:shd w:fill="F3F4F6"/>
       </w:pPr>
       <w:r>
-        <w:rPr>
-          <w:rFonts w:ascii="Consolas" w:hAnsi="Consolas"/>
-          <w:sz w:val="16"/>
-        </w:rPr>
         <w:t>@SpringBootTest</w:t>
         <w:br/>
         <w:t>class BookReturnLocalIntegrationTest {</w:t>
@@ -949,7 +945,7 @@
         <w:br/>
         <w:t xml:space="preserve"> @Test void persistedScenario() {</w:t>
         <w:br/>
-        <w:t xml:space="preserve">  assertEquals("VOID",service.deleteBookReturn(3L).getStatus());</w:t>
+        <w:t xml:space="preserve">  assertEquals("VOID",service.deleteBookReturn(4L).getStatus());</w:t>
         <w:br/>
         <w:t>assertThrows(IllegalStateException.class,()-&gt;service.deleteBookReturn(1L));</w:t>
         <w:br/>
@@ -985,7 +981,7 @@
     </w:p>
     <w:p>
       <w:r>
-        <w:t>Add @Testcontainers and repeat the same database cases. Flyway recreates RET-0001, RET-0002, RET-0003 and Fine relationships.</w:t>
+        <w:t>Add @Testcontainers and repeat the same database cases. Flyway recreates RET-0001, RET-0002, RET-0003, RET-0004 and Fine relationships.</w:t>
       </w:r>
     </w:p>
     <w:p>
